--- a/Step 1_Learn the Basics/Lec3_Java Collections/Java Collection.docx
+++ b/Step 1_Learn the Basics/Lec3_Java Collections/Java Collection.docx
@@ -44,7 +44,7 @@
           <w:szCs w:val="24"/>
         </w:rPr>
         <w:pict w14:anchorId="41C705E1">
-          <v:rect id="_x0000_i1079" style="width:0;height:1.5pt" o:hralign="center" o:hrstd="t" o:hr="t" fillcolor="#a0a0a0" stroked="f"/>
+          <v:rect id="_x0000_i1025" style="width:0;height:1.5pt" o:hralign="center" o:hrstd="t" o:hr="t" fillcolor="#a0a0a0" stroked="f"/>
         </w:pict>
       </w:r>
     </w:p>
@@ -289,7 +289,7 @@
           <w:szCs w:val="24"/>
         </w:rPr>
         <w:pict w14:anchorId="0B3950E6">
-          <v:rect id="_x0000_i1080" style="width:0;height:1.5pt" o:hralign="center" o:hrstd="t" o:hr="t" fillcolor="#a0a0a0" stroked="f"/>
+          <v:rect id="_x0000_i1026" style="width:0;height:1.5pt" o:hralign="center" o:hrstd="t" o:hr="t" fillcolor="#a0a0a0" stroked="f"/>
         </w:pict>
       </w:r>
     </w:p>
@@ -427,7 +427,7 @@
           <w:szCs w:val="24"/>
         </w:rPr>
         <w:pict w14:anchorId="30E137F6">
-          <v:rect id="_x0000_i1081" style="width:0;height:1.5pt" o:hralign="center" o:hrstd="t" o:hr="t" fillcolor="#a0a0a0" stroked="f"/>
+          <v:rect id="_x0000_i1027" style="width:0;height:1.5pt" o:hralign="center" o:hrstd="t" o:hr="t" fillcolor="#a0a0a0" stroked="f"/>
         </w:pict>
       </w:r>
     </w:p>
@@ -634,13 +634,24 @@
           <w:szCs w:val="24"/>
         </w:rPr>
       </w:pPr>
-      <w:r>
-        <w:rPr>
-          <w:b/>
-          <w:bCs/>
-          <w:sz w:val="24"/>
-          <w:szCs w:val="24"/>
-        </w:rPr>
+    </w:p>
+    <w:p>
+      <w:pPr>
+        <w:rPr>
+          <w:b/>
+          <w:bCs/>
+          <w:sz w:val="24"/>
+          <w:szCs w:val="24"/>
+        </w:rPr>
+      </w:pPr>
+      <w:r>
+        <w:rPr>
+          <w:b/>
+          <w:bCs/>
+          <w:sz w:val="24"/>
+          <w:szCs w:val="24"/>
+        </w:rPr>
+        <w:lastRenderedPageBreak/>
         <w:t>Example</w:t>
       </w:r>
     </w:p>
@@ -657,7 +668,6 @@
           <w:sz w:val="24"/>
           <w:szCs w:val="24"/>
         </w:rPr>
-        <w:lastRenderedPageBreak/>
         <w:t>ArrayList</w:t>
       </w:r>
       <w:proofErr w:type="spellEnd"/>
@@ -885,7 +895,7 @@
           <w:szCs w:val="24"/>
         </w:rPr>
         <w:pict w14:anchorId="4B2C98E1">
-          <v:rect id="_x0000_i1082" style="width:0;height:1.5pt" o:hralign="center" o:hrstd="t" o:hr="t" fillcolor="#a0a0a0" stroked="f"/>
+          <v:rect id="_x0000_i1028" style="width:0;height:1.5pt" o:hralign="center" o:hrstd="t" o:hr="t" fillcolor="#a0a0a0" stroked="f"/>
         </w:pict>
       </w:r>
     </w:p>
@@ -1290,7 +1300,7 @@
           <w:szCs w:val="24"/>
         </w:rPr>
         <w:pict w14:anchorId="08F1D8A4">
-          <v:rect id="_x0000_i1083" style="width:0;height:1.5pt" o:hralign="center" o:hrstd="t" o:hr="t" fillcolor="#a0a0a0" stroked="f"/>
+          <v:rect id="_x0000_i1029" style="width:0;height:1.5pt" o:hralign="center" o:hrstd="t" o:hr="t" fillcolor="#a0a0a0" stroked="f"/>
         </w:pict>
       </w:r>
     </w:p>
@@ -1416,6 +1426,7 @@
           <w:sz w:val="24"/>
           <w:szCs w:val="24"/>
         </w:rPr>
+        <w:lastRenderedPageBreak/>
         <w:t>HashMap</w:t>
       </w:r>
     </w:p>
@@ -1436,7 +1447,6 @@
           <w:sz w:val="24"/>
           <w:szCs w:val="24"/>
         </w:rPr>
-        <w:lastRenderedPageBreak/>
         <w:t>LinkedHashMap</w:t>
       </w:r>
       <w:proofErr w:type="spellEnd"/>
@@ -1663,7 +1673,7 @@
           <w:szCs w:val="24"/>
         </w:rPr>
         <w:pict w14:anchorId="4110CA71">
-          <v:rect id="_x0000_i1084" style="width:0;height:1.5pt" o:hralign="center" o:hrstd="t" o:hr="t" fillcolor="#a0a0a0" stroked="f"/>
+          <v:rect id="_x0000_i1030" style="width:0;height:1.5pt" o:hralign="center" o:hrstd="t" o:hr="t" fillcolor="#a0a0a0" stroked="f"/>
         </w:pict>
       </w:r>
     </w:p>
@@ -2065,7 +2075,7 @@
           <w:szCs w:val="24"/>
         </w:rPr>
         <w:pict w14:anchorId="3C333A1A">
-          <v:rect id="_x0000_i1085" style="width:0;height:1.5pt" o:hralign="center" o:hrstd="t" o:hr="t" fillcolor="#a0a0a0" stroked="f"/>
+          <v:rect id="_x0000_i1031" style="width:0;height:1.5pt" o:hralign="center" o:hrstd="t" o:hr="t" fillcolor="#a0a0a0" stroked="f"/>
         </w:pict>
       </w:r>
     </w:p>
@@ -2542,8 +2552,9 @@
           <w:sz w:val="24"/>
           <w:szCs w:val="24"/>
         </w:rPr>
+        <w:lastRenderedPageBreak/>
         <w:pict w14:anchorId="1448C440">
-          <v:rect id="_x0000_i1086" style="width:0;height:1.5pt" o:hralign="center" o:hrstd="t" o:hr="t" fillcolor="#a0a0a0" stroked="f"/>
+          <v:rect id="_x0000_i1032" style="width:0;height:1.5pt" o:hralign="center" o:hrstd="t" o:hr="t" fillcolor="#a0a0a0" stroked="f"/>
         </w:pict>
       </w:r>
     </w:p>
@@ -2564,7 +2575,6 @@
           <w:sz w:val="24"/>
           <w:szCs w:val="24"/>
         </w:rPr>
-        <w:lastRenderedPageBreak/>
         <w:t>🧮</w:t>
       </w:r>
       <w:r>
@@ -3134,7 +3144,7 @@
           <w:szCs w:val="24"/>
         </w:rPr>
         <w:pict w14:anchorId="469D85B2">
-          <v:rect id="_x0000_i1087" style="width:0;height:1.5pt" o:hralign="center" o:hrstd="t" o:hr="t" fillcolor="#a0a0a0" stroked="f"/>
+          <v:rect id="_x0000_i1033" style="width:0;height:1.5pt" o:hralign="center" o:hrstd="t" o:hr="t" fillcolor="#a0a0a0" stroked="f"/>
         </w:pict>
       </w:r>
     </w:p>
@@ -3396,7 +3406,6 @@
           <w:sz w:val="24"/>
           <w:szCs w:val="24"/>
         </w:rPr>
-        <w:lastRenderedPageBreak/>
         <w:t>🧰</w:t>
       </w:r>
       <w:r>
@@ -3664,7 +3673,7 @@
           <w:szCs w:val="24"/>
         </w:rPr>
         <w:pict w14:anchorId="6681F538">
-          <v:rect id="_x0000_i1145" style="width:0;height:1.5pt" o:hralign="center" o:hrstd="t" o:hr="t" fillcolor="#a0a0a0" stroked="f"/>
+          <v:rect id="_x0000_i1034" style="width:0;height:1.5pt" o:hralign="center" o:hrstd="t" o:hr="t" fillcolor="#a0a0a0" stroked="f"/>
         </w:pict>
       </w:r>
     </w:p>
@@ -4611,6 +4620,7 @@
           <w:sz w:val="24"/>
           <w:szCs w:val="24"/>
         </w:rPr>
+        <w:lastRenderedPageBreak/>
         <w:t>list.add</w:t>
       </w:r>
       <w:proofErr w:type="spellEnd"/>
@@ -4644,7 +4654,6 @@
           <w:sz w:val="24"/>
           <w:szCs w:val="24"/>
         </w:rPr>
-        <w:lastRenderedPageBreak/>
         <w:t>list.add</w:t>
       </w:r>
       <w:proofErr w:type="spellEnd"/>
@@ -4864,7 +4873,7 @@
           <w:szCs w:val="24"/>
         </w:rPr>
         <w:pict w14:anchorId="22A95A62">
-          <v:rect id="_x0000_i1146" style="width:0;height:1.5pt" o:hralign="center" o:hrstd="t" o:hr="t" fillcolor="#a0a0a0" stroked="f"/>
+          <v:rect id="_x0000_i1035" style="width:0;height:1.5pt" o:hralign="center" o:hrstd="t" o:hr="t" fillcolor="#a0a0a0" stroked="f"/>
         </w:pict>
       </w:r>
     </w:p>
@@ -5760,6 +5769,7 @@
           <w:sz w:val="24"/>
           <w:szCs w:val="24"/>
         </w:rPr>
+        <w:lastRenderedPageBreak/>
         <w:t>find duplicates</w:t>
       </w:r>
     </w:p>
@@ -5779,7 +5789,6 @@
           <w:sz w:val="24"/>
           <w:szCs w:val="24"/>
         </w:rPr>
-        <w:lastRenderedPageBreak/>
         <w:t>remove duplicates</w:t>
       </w:r>
     </w:p>
@@ -5834,7 +5843,7 @@
           <w:szCs w:val="24"/>
         </w:rPr>
         <w:pict w14:anchorId="55FD30CD">
-          <v:rect id="_x0000_i1147" style="width:0;height:1.5pt" o:hralign="center" o:hrstd="t" o:hr="t" fillcolor="#a0a0a0" stroked="f"/>
+          <v:rect id="_x0000_i1036" style="width:0;height:1.5pt" o:hralign="center" o:hrstd="t" o:hr="t" fillcolor="#a0a0a0" stroked="f"/>
         </w:pict>
       </w:r>
     </w:p>
@@ -6977,7 +6986,7 @@
           <w:szCs w:val="24"/>
         </w:rPr>
         <w:pict w14:anchorId="6D460216">
-          <v:rect id="_x0000_i1148" style="width:0;height:1.5pt" o:hralign="center" o:hrstd="t" o:hr="t" fillcolor="#a0a0a0" stroked="f"/>
+          <v:rect id="_x0000_i1037" style="width:0;height:1.5pt" o:hralign="center" o:hrstd="t" o:hr="t" fillcolor="#a0a0a0" stroked="f"/>
         </w:pict>
       </w:r>
     </w:p>
@@ -7166,6 +7175,7 @@
           <w:sz w:val="24"/>
           <w:szCs w:val="24"/>
         </w:rPr>
+        <w:lastRenderedPageBreak/>
         <w:t>What happens:</w:t>
       </w:r>
     </w:p>
@@ -7186,7 +7196,6 @@
           <w:sz w:val="24"/>
           <w:szCs w:val="24"/>
         </w:rPr>
-        <w:lastRenderedPageBreak/>
         <w:t>getOrDefault</w:t>
       </w:r>
       <w:proofErr w:type="spellEnd"/>
@@ -7451,7 +7460,7 @@
           <w:szCs w:val="24"/>
         </w:rPr>
         <w:pict w14:anchorId="31CAE920">
-          <v:rect id="_x0000_i1149" style="width:0;height:1.5pt" o:hralign="center" o:hrstd="t" o:hr="t" fillcolor="#a0a0a0" stroked="f"/>
+          <v:rect id="_x0000_i1038" style="width:0;height:1.5pt" o:hralign="center" o:hrstd="t" o:hr="t" fillcolor="#a0a0a0" stroked="f"/>
         </w:pict>
       </w:r>
     </w:p>
@@ -7920,7 +7929,7 @@
           <w:szCs w:val="24"/>
         </w:rPr>
         <w:pict w14:anchorId="505E3017">
-          <v:rect id="_x0000_i1150" style="width:0;height:1.5pt" o:hralign="center" o:hrstd="t" o:hr="t" fillcolor="#a0a0a0" stroked="f"/>
+          <v:rect id="_x0000_i1039" style="width:0;height:1.5pt" o:hralign="center" o:hrstd="t" o:hr="t" fillcolor="#a0a0a0" stroked="f"/>
         </w:pict>
       </w:r>
     </w:p>
@@ -8007,6 +8016,7 @@
                 <w:sz w:val="24"/>
                 <w:szCs w:val="24"/>
               </w:rPr>
+              <w:lastRenderedPageBreak/>
               <w:t>Problem asks</w:t>
             </w:r>
           </w:p>
@@ -8109,7 +8119,6 @@
                 <w:sz w:val="24"/>
                 <w:szCs w:val="24"/>
               </w:rPr>
-              <w:lastRenderedPageBreak/>
               <w:t>Unique elements</w:t>
             </w:r>
           </w:p>
@@ -8449,7 +8458,7 @@
           <w:szCs w:val="24"/>
         </w:rPr>
         <w:pict w14:anchorId="4867B66D">
-          <v:rect id="_x0000_i1151" style="width:0;height:1.5pt" o:hralign="center" o:hrstd="t" o:hr="t" fillcolor="#a0a0a0" stroked="f"/>
+          <v:rect id="_x0000_i1040" style="width:0;height:1.5pt" o:hralign="center" o:hrstd="t" o:hr="t" fillcolor="#a0a0a0" stroked="f"/>
         </w:pict>
       </w:r>
     </w:p>
@@ -8681,7 +8690,7 @@
           <w:szCs w:val="24"/>
         </w:rPr>
         <w:pict w14:anchorId="4DCE45CB">
-          <v:rect id="_x0000_i1152" style="width:0;height:1.5pt" o:hralign="center" o:hrstd="t" o:hr="t" fillcolor="#a0a0a0" stroked="f"/>
+          <v:rect id="_x0000_i1041" style="width:0;height:1.5pt" o:hralign="center" o:hrstd="t" o:hr="t" fillcolor="#a0a0a0" stroked="f"/>
         </w:pict>
       </w:r>
     </w:p>
@@ -11420,6 +11429,7 @@
   <w:style w:type="character" w:default="1" w:styleId="DefaultParagraphFont">
     <w:name w:val="Default Paragraph Font"/>
     <w:uiPriority w:val="1"/>
+    <w:semiHidden/>
     <w:unhideWhenUsed/>
   </w:style>
   <w:style w:type="table" w:default="1" w:styleId="TableNormal">
